--- a/3rd Semester/Final term/Business Communication/suggestions.docx
+++ b/3rd Semester/Final term/Business Communication/suggestions.docx
@@ -1010,7 +1010,7 @@
           <w:szCs w:val="24"/>
         </w:rPr>
         <w:pict>
-          <v:rect id="_x0000_i1027" style="width:0;height:1.5pt" o:hralign="center" o:hrstd="t" o:hr="t" fillcolor="#a0a0a0" stroked="f"/>
+          <v:rect id="_x0000_i1025" style="width:0;height:1.5pt" o:hralign="center" o:hrstd="t" o:hr="t" fillcolor="#a0a0a0" stroked="f"/>
         </w:pict>
       </w:r>
     </w:p>
@@ -1591,7 +1591,7 @@
           <w:szCs w:val="26"/>
         </w:rPr>
         <w:pict>
-          <v:rect id="_x0000_i1028" style="width:0;height:1.5pt" o:hralign="center" o:hrstd="t" o:hr="t" fillcolor="#a0a0a0" stroked="f"/>
+          <v:rect id="_x0000_i1026" style="width:0;height:1.5pt" o:hralign="center" o:hrstd="t" o:hr="t" fillcolor="#a0a0a0" stroked="f"/>
         </w:pict>
       </w:r>
     </w:p>
@@ -2397,15 +2397,7 @@
           <w:sz w:val="26"/>
           <w:szCs w:val="26"/>
         </w:rPr>
-        <w:t>conveys</w:t>
-      </w:r>
-      <w:r>
-        <w:rPr>
-          <w:rFonts w:cstheme="minorHAnsi"/>
-          <w:sz w:val="26"/>
-          <w:szCs w:val="26"/>
-        </w:rPr>
-        <w:t xml:space="preserve"> information, make requests, provide responses, or share decisions between organizations, clients, or stakeholders.</w:t>
+        <w:t>conveys information, make requests, provide responses, or share decisions between organizations, clients, or stakeholders.</w:t>
       </w:r>
       <w:r>
         <w:rPr>
@@ -2467,15 +2459,7 @@
           <w:sz w:val="26"/>
           <w:szCs w:val="26"/>
         </w:rPr>
-        <w:t xml:space="preserve"> </w:t>
-      </w:r>
-      <w:r>
-        <w:rPr>
-          <w:rFonts w:ascii="Calibri" w:eastAsia="Times New Roman" w:hAnsi="Calibri" w:cs="Calibri"/>
-          <w:sz w:val="26"/>
-          <w:szCs w:val="26"/>
-        </w:rPr>
-        <w:t>Placed at the top of the letter, it indicates the origin of the letter.</w:t>
+        <w:t xml:space="preserve"> Placed at the top of the letter, it indicates the origin of the letter.</w:t>
       </w:r>
     </w:p>
     <w:p>
@@ -2507,15 +2491,7 @@
           <w:sz w:val="26"/>
           <w:szCs w:val="26"/>
         </w:rPr>
-        <w:t xml:space="preserve"> </w:t>
-      </w:r>
-      <w:r>
-        <w:rPr>
-          <w:rFonts w:ascii="Calibri" w:eastAsia="Times New Roman" w:hAnsi="Calibri" w:cs="Calibri"/>
-          <w:sz w:val="26"/>
-          <w:szCs w:val="26"/>
-        </w:rPr>
-        <w:t>The date the letter is written; helps track correspondence.</w:t>
+        <w:t xml:space="preserve"> The date the letter is written; helps track correspondence.</w:t>
       </w:r>
     </w:p>
     <w:p>
@@ -2539,33 +2515,15 @@
           <w:sz w:val="26"/>
           <w:szCs w:val="26"/>
         </w:rPr>
-        <w:t xml:space="preserve">Receiver’s </w:t>
+        <w:t>Receiver’s Address:</w:t>
       </w:r>
       <w:r>
         <w:rPr>
           <w:rFonts w:ascii="Calibri" w:eastAsia="Times New Roman" w:hAnsi="Calibri" w:cs="Calibri"/>
-          <w:b/>
-          <w:bCs/>
-          <w:sz w:val="26"/>
-          <w:szCs w:val="26"/>
-        </w:rPr>
-        <w:t>Address:</w:t>
-      </w:r>
-      <w:r>
-        <w:rPr>
-          <w:rFonts w:ascii="Calibri" w:eastAsia="Times New Roman" w:hAnsi="Calibri" w:cs="Calibri"/>
-          <w:sz w:val="26"/>
-          <w:szCs w:val="26"/>
-        </w:rPr>
-        <w:t xml:space="preserve"> The</w:t>
-      </w:r>
-      <w:r>
-        <w:rPr>
-          <w:rFonts w:ascii="Calibri" w:eastAsia="Times New Roman" w:hAnsi="Calibri" w:cs="Calibri"/>
-          <w:sz w:val="26"/>
-          <w:szCs w:val="26"/>
-        </w:rPr>
-        <w:t xml:space="preserve"> address of the person or organization the letter is being sent to.</w:t>
+          <w:sz w:val="26"/>
+          <w:szCs w:val="26"/>
+        </w:rPr>
+        <w:t xml:space="preserve"> The address of the person or organization the letter is being sent to.</w:t>
       </w:r>
     </w:p>
     <w:p>
@@ -2597,15 +2555,7 @@
           <w:sz w:val="26"/>
           <w:szCs w:val="26"/>
         </w:rPr>
-        <w:t xml:space="preserve"> </w:t>
-      </w:r>
-      <w:r>
-        <w:rPr>
-          <w:rFonts w:ascii="Calibri" w:eastAsia="Times New Roman" w:hAnsi="Calibri" w:cs="Calibri"/>
-          <w:sz w:val="26"/>
-          <w:szCs w:val="26"/>
-        </w:rPr>
-        <w:t>A brief statement indicating the purpose of the letter.</w:t>
+        <w:t xml:space="preserve"> A brief statement indicating the purpose of the letter.</w:t>
       </w:r>
     </w:p>
     <w:p>
@@ -2637,15 +2587,7 @@
           <w:sz w:val="26"/>
           <w:szCs w:val="26"/>
         </w:rPr>
-        <w:t xml:space="preserve"> A</w:t>
-      </w:r>
-      <w:r>
-        <w:rPr>
-          <w:rFonts w:ascii="Calibri" w:eastAsia="Times New Roman" w:hAnsi="Calibri" w:cs="Calibri"/>
-          <w:sz w:val="26"/>
-          <w:szCs w:val="26"/>
-        </w:rPr>
-        <w:t xml:space="preserve"> formal greeting, e.g., </w:t>
+        <w:t xml:space="preserve"> A formal greeting, e.g., </w:t>
       </w:r>
       <w:r>
         <w:rPr>
@@ -2687,33 +2629,15 @@
           <w:sz w:val="26"/>
           <w:szCs w:val="26"/>
         </w:rPr>
-        <w:t xml:space="preserve">Body of the </w:t>
+        <w:t>Body of the Letter:</w:t>
       </w:r>
       <w:r>
         <w:rPr>
           <w:rFonts w:ascii="Calibri" w:eastAsia="Times New Roman" w:hAnsi="Calibri" w:cs="Calibri"/>
-          <w:b/>
-          <w:bCs/>
-          <w:sz w:val="26"/>
-          <w:szCs w:val="26"/>
-        </w:rPr>
-        <w:t>Letter:</w:t>
-      </w:r>
-      <w:r>
-        <w:rPr>
-          <w:rFonts w:ascii="Calibri" w:eastAsia="Times New Roman" w:hAnsi="Calibri" w:cs="Calibri"/>
-          <w:sz w:val="26"/>
-          <w:szCs w:val="26"/>
-        </w:rPr>
-        <w:t xml:space="preserve"> Divided</w:t>
-      </w:r>
-      <w:r>
-        <w:rPr>
-          <w:rFonts w:ascii="Calibri" w:eastAsia="Times New Roman" w:hAnsi="Calibri" w:cs="Calibri"/>
-          <w:sz w:val="26"/>
-          <w:szCs w:val="26"/>
-        </w:rPr>
-        <w:t xml:space="preserve"> into three parts:</w:t>
+          <w:sz w:val="26"/>
+          <w:szCs w:val="26"/>
+        </w:rPr>
+        <w:t xml:space="preserve"> Divided into three parts:</w:t>
       </w:r>
     </w:p>
     <w:p>
@@ -2833,17 +2757,7 @@
           <w:sz w:val="26"/>
           <w:szCs w:val="26"/>
         </w:rPr>
-        <w:t>Complimentary Close:</w:t>
-      </w:r>
-      <w:r>
-        <w:rPr>
-          <w:rFonts w:ascii="Calibri" w:eastAsia="Times New Roman" w:hAnsi="Calibri" w:cs="Calibri"/>
-          <w:b/>
-          <w:bCs/>
-          <w:sz w:val="26"/>
-          <w:szCs w:val="26"/>
-        </w:rPr>
-        <w:t xml:space="preserve"> </w:t>
+        <w:t xml:space="preserve">Complimentary Close: </w:t>
       </w:r>
       <w:r>
         <w:rPr>
@@ -2919,15 +2833,7 @@
           <w:sz w:val="26"/>
           <w:szCs w:val="26"/>
         </w:rPr>
-        <w:t xml:space="preserve"> </w:t>
-      </w:r>
-      <w:r>
-        <w:rPr>
-          <w:rFonts w:ascii="Calibri" w:eastAsia="Times New Roman" w:hAnsi="Calibri" w:cs="Calibri"/>
-          <w:sz w:val="26"/>
-          <w:szCs w:val="26"/>
-        </w:rPr>
-        <w:t>The sender's handwritten signature followed by their typed name and designation, if applicable.</w:t>
+        <w:t xml:space="preserve"> The sender's handwritten signature followed by their typed name and designation, if applicable.</w:t>
       </w:r>
     </w:p>
     <w:p>
@@ -2951,17 +2857,7 @@
           <w:sz w:val="26"/>
           <w:szCs w:val="26"/>
         </w:rPr>
-        <w:t>Enclosure (if any):</w:t>
-      </w:r>
-      <w:r>
-        <w:rPr>
-          <w:rFonts w:ascii="Calibri" w:eastAsia="Times New Roman" w:hAnsi="Calibri" w:cs="Calibri"/>
-          <w:b/>
-          <w:bCs/>
-          <w:sz w:val="26"/>
-          <w:szCs w:val="26"/>
-        </w:rPr>
-        <w:t xml:space="preserve"> </w:t>
+        <w:t xml:space="preserve">Enclosure (if any): </w:t>
       </w:r>
       <w:r>
         <w:rPr>
@@ -3018,7 +2914,7 @@
         </w:rPr>
         <w:lastRenderedPageBreak/>
         <w:pict>
-          <v:rect id="_x0000_i1093" style="width:0;height:1.5pt" o:hralign="center" o:hrstd="t" o:hr="t" fillcolor="#a0a0a0" stroked="f"/>
+          <v:rect id="_x0000_i1027" style="width:0;height:1.5pt" o:hralign="center" o:hrstd="t" o:hr="t" fillcolor="#a0a0a0" stroked="f"/>
         </w:pict>
       </w:r>
     </w:p>
@@ -3531,7 +3427,7 @@
           <w:szCs w:val="24"/>
         </w:rPr>
         <w:pict>
-          <v:rect id="_x0000_i1033" style="width:0;height:1.5pt" o:hralign="center" o:hrstd="t" o:hr="t" fillcolor="#a0a0a0" stroked="f"/>
+          <v:rect id="_x0000_i1028" style="width:0;height:1.5pt" o:hralign="center" o:hrstd="t" o:hr="t" fillcolor="#a0a0a0" stroked="f"/>
         </w:pict>
       </w:r>
     </w:p>
@@ -3579,17 +3475,7 @@
           <w:sz w:val="32"/>
           <w:szCs w:val="32"/>
         </w:rPr>
-        <w:t xml:space="preserve">  </w:t>
-      </w:r>
-      <w:r>
-        <w:rPr>
-          <w:rFonts w:asciiTheme="minorHAnsi" w:hAnsiTheme="minorHAnsi" w:cstheme="minorHAnsi"/>
-          <w:b/>
-          <w:color w:val="000000"/>
-          <w:sz w:val="32"/>
-          <w:szCs w:val="32"/>
-        </w:rPr>
-        <w:t>What do you mean by a dunning letter? And prepare a dunning letter.</w:t>
+        <w:t>  What do you mean by a dunning letter? And prepare a dunning letter.</w:t>
       </w:r>
     </w:p>
     <w:p>
@@ -4855,7 +4741,7 @@
         </w:rPr>
         <w:lastRenderedPageBreak/>
         <w:pict>
-          <v:rect id="_x0000_i1034" style="width:0;height:1.5pt" o:hralign="center" o:hrstd="t" o:hr="t" fillcolor="#a0a0a0" stroked="f"/>
+          <v:rect id="_x0000_i1029" style="width:0;height:1.5pt" o:hralign="center" o:hrstd="t" o:hr="t" fillcolor="#a0a0a0" stroked="f"/>
         </w:pict>
       </w:r>
     </w:p>
@@ -5291,35 +5177,7 @@
           <w:sz w:val="26"/>
           <w:szCs w:val="26"/>
         </w:rPr>
-        <w:t xml:space="preserve">Subject: Urgent Request to Stop Payment on Lost </w:t>
-      </w:r>
-      <w:proofErr w:type="spellStart"/>
-      <w:r>
-        <w:rPr>
-          <w:rFonts w:eastAsia="Times New Roman" w:cstheme="minorHAnsi"/>
-          <w:sz w:val="26"/>
-          <w:szCs w:val="26"/>
-        </w:rPr>
-        <w:t>Chequ</w:t>
-      </w:r>
-      <w:bookmarkStart w:id="0" w:name="_GoBack"/>
-      <w:bookmarkEnd w:id="0"/>
-      <w:r>
-        <w:rPr>
-          <w:rFonts w:eastAsia="Times New Roman" w:cstheme="minorHAnsi"/>
-          <w:sz w:val="26"/>
-          <w:szCs w:val="26"/>
-        </w:rPr>
-        <w:t>e</w:t>
-      </w:r>
-      <w:proofErr w:type="spellEnd"/>
-      <w:r>
-        <w:rPr>
-          <w:rFonts w:eastAsia="Times New Roman" w:cstheme="minorHAnsi"/>
-          <w:sz w:val="26"/>
-          <w:szCs w:val="26"/>
-        </w:rPr>
-        <w:t xml:space="preserve"> #456  </w:t>
+        <w:t xml:space="preserve">Subject: Urgent Request to Stop Payment on Lost Cheque #456  </w:t>
       </w:r>
     </w:p>
     <w:p>
@@ -5447,25 +5305,7 @@
           <w:sz w:val="26"/>
           <w:szCs w:val="26"/>
         </w:rPr>
-        <w:t xml:space="preserve">I hereby request you to immediately stop payment on </w:t>
-      </w:r>
-      <w:proofErr w:type="spellStart"/>
-      <w:r>
-        <w:rPr>
-          <w:rFonts w:eastAsia="Times New Roman" w:cstheme="minorHAnsi"/>
-          <w:sz w:val="26"/>
-          <w:szCs w:val="26"/>
-        </w:rPr>
-        <w:t>Cheque</w:t>
-      </w:r>
-      <w:proofErr w:type="spellEnd"/>
-      <w:r>
-        <w:rPr>
-          <w:rFonts w:eastAsia="Times New Roman" w:cstheme="minorHAnsi"/>
-          <w:sz w:val="26"/>
-          <w:szCs w:val="26"/>
-        </w:rPr>
-        <w:t xml:space="preserve"> #456, dated 15 October 2023, issued to Mr. Rahim Khan for </w:t>
+        <w:t xml:space="preserve">I hereby request you to immediately stop payment on Cheque #456, dated 15 October 2023, issued to Mr. Rahim Khan for </w:t>
       </w:r>
       <w:r>
         <w:rPr>
@@ -5481,25 +5321,7 @@
           <w:sz w:val="26"/>
           <w:szCs w:val="26"/>
         </w:rPr>
-        <w:t xml:space="preserve">50,000 (Fifty Thousand Taka). The </w:t>
-      </w:r>
-      <w:proofErr w:type="spellStart"/>
-      <w:r>
-        <w:rPr>
-          <w:rFonts w:eastAsia="Times New Roman" w:cstheme="minorHAnsi"/>
-          <w:sz w:val="26"/>
-          <w:szCs w:val="26"/>
-        </w:rPr>
-        <w:t>cheque</w:t>
-      </w:r>
-      <w:proofErr w:type="spellEnd"/>
-      <w:r>
-        <w:rPr>
-          <w:rFonts w:eastAsia="Times New Roman" w:cstheme="minorHAnsi"/>
-          <w:sz w:val="26"/>
-          <w:szCs w:val="26"/>
-        </w:rPr>
-        <w:t xml:space="preserve"> has been misplaced, and I fear unauthorized use.  </w:t>
+        <w:t xml:space="preserve">50,000 (Fifty Thousand Taka). The cheque has been misplaced, and I fear unauthorized use.  </w:t>
       </w:r>
     </w:p>
     <w:p>
@@ -6266,7 +6088,7 @@
           <w:szCs w:val="24"/>
         </w:rPr>
         <w:pict>
-          <v:rect id="_x0000_i1037" style="width:0;height:1.5pt" o:hralign="center" o:hrstd="t" o:hr="t" fillcolor="#a0a0a0" stroked="f"/>
+          <v:rect id="_x0000_i1030" style="width:0;height:1.5pt" o:hralign="center" o:hrstd="t" o:hr="t" fillcolor="#a0a0a0" stroked="f"/>
         </w:pict>
       </w:r>
     </w:p>
@@ -6587,7 +6409,7 @@
           <w:szCs w:val="26"/>
         </w:rPr>
         <w:pict>
-          <v:rect id="_x0000_i1038" style="width:0;height:1.5pt" o:hralign="center" o:hrstd="t" o:hr="t" fillcolor="#a0a0a0" stroked="f"/>
+          <v:rect id="_x0000_i1031" style="width:0;height:1.5pt" o:hralign="center" o:hrstd="t" o:hr="t" fillcolor="#a0a0a0" stroked="f"/>
         </w:pict>
       </w:r>
     </w:p>
@@ -7093,7 +6915,582 @@
     </w:p>
     <w:p>
       <w:pPr>
-        <w:ind w:left="360"/>
+        <w:pStyle w:val="Heading3"/>
+        <w:rPr>
+          <w:rFonts w:asciiTheme="minorHAnsi" w:eastAsiaTheme="minorHAnsi" w:hAnsiTheme="minorHAnsi" w:cstheme="minorHAnsi"/>
+          <w:b w:val="0"/>
+          <w:bCs w:val="0"/>
+          <w:sz w:val="26"/>
+          <w:szCs w:val="26"/>
+        </w:rPr>
+      </w:pPr>
+    </w:p>
+    <w:p>
+      <w:pPr>
+        <w:pStyle w:val="Heading3"/>
+      </w:pPr>
+      <w:r>
+        <w:t>Differences between Non-Word and Non-Verbal Communication:</w:t>
+      </w:r>
+    </w:p>
+    <w:tbl>
+      <w:tblPr>
+        <w:tblW w:w="0" w:type="auto"/>
+        <w:tblCellSpacing w:w="15" w:type="dxa"/>
+        <w:tblCellMar>
+          <w:top w:w="15" w:type="dxa"/>
+          <w:left w:w="15" w:type="dxa"/>
+          <w:bottom w:w="15" w:type="dxa"/>
+          <w:right w:w="15" w:type="dxa"/>
+        </w:tblCellMar>
+        <w:tblLook w:val="04A0" w:firstRow="1" w:lastRow="0" w:firstColumn="1" w:lastColumn="0" w:noHBand="0" w:noVBand="1"/>
+      </w:tblPr>
+      <w:tblGrid>
+        <w:gridCol w:w="1165"/>
+        <w:gridCol w:w="4680"/>
+        <w:gridCol w:w="4945"/>
+      </w:tblGrid>
+      <w:tr>
+        <w:trPr>
+          <w:tblHeader/>
+          <w:tblCellSpacing w:w="15" w:type="dxa"/>
+        </w:trPr>
+        <w:tc>
+          <w:tcPr>
+            <w:tcW w:w="1120" w:type="dxa"/>
+            <w:tcBorders>
+              <w:top w:val="single" w:sz="4" w:space="0" w:color="auto"/>
+              <w:left w:val="single" w:sz="4" w:space="0" w:color="auto"/>
+            </w:tcBorders>
+            <w:shd w:val="clear" w:color="auto" w:fill="auto"/>
+            <w:vAlign w:val="center"/>
+            <w:hideMark/>
+          </w:tcPr>
+          <w:p>
+            <w:pPr>
+              <w:jc w:val="center"/>
+              <w:rPr>
+                <w:b/>
+                <w:bCs/>
+              </w:rPr>
+            </w:pPr>
+          </w:p>
+          <w:p>
+            <w:pPr>
+              <w:jc w:val="center"/>
+              <w:rPr>
+                <w:b/>
+                <w:bCs/>
+              </w:rPr>
+            </w:pPr>
+            <w:r>
+              <w:rPr>
+                <w:b/>
+                <w:bCs/>
+              </w:rPr>
+              <w:t>Point</w:t>
+            </w:r>
+          </w:p>
+        </w:tc>
+        <w:tc>
+          <w:tcPr>
+            <w:tcW w:w="4650" w:type="dxa"/>
+            <w:tcBorders>
+              <w:top w:val="single" w:sz="4" w:space="0" w:color="auto"/>
+              <w:left w:val="single" w:sz="4" w:space="0" w:color="auto"/>
+            </w:tcBorders>
+            <w:shd w:val="clear" w:color="auto" w:fill="auto"/>
+            <w:vAlign w:val="center"/>
+            <w:hideMark/>
+          </w:tcPr>
+          <w:p>
+            <w:pPr>
+              <w:jc w:val="center"/>
+              <w:rPr>
+                <w:b/>
+                <w:bCs/>
+              </w:rPr>
+            </w:pPr>
+            <w:r>
+              <w:rPr>
+                <w:rStyle w:val="Strong"/>
+              </w:rPr>
+              <w:t>Non-Word Communication</w:t>
+            </w:r>
+          </w:p>
+        </w:tc>
+        <w:tc>
+          <w:tcPr>
+            <w:tcW w:w="0" w:type="auto"/>
+            <w:tcBorders>
+              <w:top w:val="single" w:sz="4" w:space="0" w:color="auto"/>
+              <w:left w:val="single" w:sz="4" w:space="0" w:color="auto"/>
+              <w:right w:val="single" w:sz="4" w:space="0" w:color="auto"/>
+            </w:tcBorders>
+            <w:shd w:val="clear" w:color="auto" w:fill="auto"/>
+            <w:vAlign w:val="center"/>
+            <w:hideMark/>
+          </w:tcPr>
+          <w:p>
+            <w:pPr>
+              <w:jc w:val="center"/>
+              <w:rPr>
+                <w:b/>
+                <w:bCs/>
+              </w:rPr>
+            </w:pPr>
+            <w:r>
+              <w:rPr>
+                <w:rStyle w:val="Strong"/>
+              </w:rPr>
+              <w:t>Non-Verbal Communication</w:t>
+            </w:r>
+          </w:p>
+        </w:tc>
+      </w:tr>
+      <w:tr>
+        <w:trPr>
+          <w:tblCellSpacing w:w="15" w:type="dxa"/>
+        </w:trPr>
+        <w:tc>
+          <w:tcPr>
+            <w:tcW w:w="1120" w:type="dxa"/>
+            <w:tcBorders>
+              <w:top w:val="single" w:sz="4" w:space="0" w:color="auto"/>
+              <w:left w:val="single" w:sz="4" w:space="0" w:color="auto"/>
+            </w:tcBorders>
+            <w:shd w:val="clear" w:color="auto" w:fill="auto"/>
+            <w:vAlign w:val="center"/>
+            <w:hideMark/>
+          </w:tcPr>
+          <w:p>
+            <w:r>
+              <w:rPr>
+                <w:rStyle w:val="Strong"/>
+              </w:rPr>
+              <w:t>Meaning</w:t>
+            </w:r>
+          </w:p>
+        </w:tc>
+        <w:tc>
+          <w:tcPr>
+            <w:tcW w:w="4650" w:type="dxa"/>
+            <w:tcBorders>
+              <w:top w:val="single" w:sz="4" w:space="0" w:color="auto"/>
+              <w:left w:val="single" w:sz="4" w:space="0" w:color="auto"/>
+            </w:tcBorders>
+            <w:shd w:val="clear" w:color="auto" w:fill="auto"/>
+            <w:vAlign w:val="center"/>
+            <w:hideMark/>
+          </w:tcPr>
+          <w:p>
+            <w:r>
+              <w:t>Any communication without using actual words.</w:t>
+            </w:r>
+          </w:p>
+        </w:tc>
+        <w:tc>
+          <w:tcPr>
+            <w:tcW w:w="0" w:type="auto"/>
+            <w:tcBorders>
+              <w:top w:val="single" w:sz="4" w:space="0" w:color="auto"/>
+              <w:left w:val="single" w:sz="4" w:space="0" w:color="auto"/>
+              <w:right w:val="single" w:sz="4" w:space="0" w:color="auto"/>
+            </w:tcBorders>
+            <w:shd w:val="clear" w:color="auto" w:fill="auto"/>
+            <w:vAlign w:val="center"/>
+            <w:hideMark/>
+          </w:tcPr>
+          <w:p>
+            <w:r>
+              <w:t>Communication without using spoken or written words.</w:t>
+            </w:r>
+          </w:p>
+        </w:tc>
+      </w:tr>
+      <w:tr>
+        <w:trPr>
+          <w:tblCellSpacing w:w="15" w:type="dxa"/>
+        </w:trPr>
+        <w:tc>
+          <w:tcPr>
+            <w:tcW w:w="1120" w:type="dxa"/>
+            <w:tcBorders>
+              <w:top w:val="single" w:sz="4" w:space="0" w:color="auto"/>
+              <w:left w:val="single" w:sz="4" w:space="0" w:color="auto"/>
+            </w:tcBorders>
+            <w:shd w:val="clear" w:color="auto" w:fill="auto"/>
+            <w:vAlign w:val="center"/>
+            <w:hideMark/>
+          </w:tcPr>
+          <w:p>
+            <w:r>
+              <w:rPr>
+                <w:rStyle w:val="Strong"/>
+              </w:rPr>
+              <w:t>Includes</w:t>
+            </w:r>
+          </w:p>
+        </w:tc>
+        <w:tc>
+          <w:tcPr>
+            <w:tcW w:w="4650" w:type="dxa"/>
+            <w:tcBorders>
+              <w:top w:val="single" w:sz="4" w:space="0" w:color="auto"/>
+              <w:left w:val="single" w:sz="4" w:space="0" w:color="auto"/>
+            </w:tcBorders>
+            <w:shd w:val="clear" w:color="auto" w:fill="auto"/>
+            <w:vAlign w:val="center"/>
+            <w:hideMark/>
+          </w:tcPr>
+          <w:p>
+            <w:r>
+              <w:t>Symbols, signs, emojis, visuals, silence, etc.</w:t>
+            </w:r>
+          </w:p>
+        </w:tc>
+        <w:tc>
+          <w:tcPr>
+            <w:tcW w:w="0" w:type="auto"/>
+            <w:tcBorders>
+              <w:top w:val="single" w:sz="4" w:space="0" w:color="auto"/>
+              <w:left w:val="single" w:sz="4" w:space="0" w:color="auto"/>
+              <w:right w:val="single" w:sz="4" w:space="0" w:color="auto"/>
+            </w:tcBorders>
+            <w:shd w:val="clear" w:color="auto" w:fill="auto"/>
+            <w:vAlign w:val="center"/>
+            <w:hideMark/>
+          </w:tcPr>
+          <w:p>
+            <w:r>
+              <w:t>Body language, facial expressions, tone, posture, etc.</w:t>
+            </w:r>
+          </w:p>
+        </w:tc>
+      </w:tr>
+      <w:tr>
+        <w:trPr>
+          <w:tblCellSpacing w:w="15" w:type="dxa"/>
+        </w:trPr>
+        <w:tc>
+          <w:tcPr>
+            <w:tcW w:w="1120" w:type="dxa"/>
+            <w:tcBorders>
+              <w:top w:val="single" w:sz="4" w:space="0" w:color="auto"/>
+              <w:left w:val="single" w:sz="4" w:space="0" w:color="auto"/>
+              <w:bottom w:val="single" w:sz="4" w:space="0" w:color="auto"/>
+            </w:tcBorders>
+            <w:shd w:val="clear" w:color="auto" w:fill="auto"/>
+            <w:vAlign w:val="center"/>
+            <w:hideMark/>
+          </w:tcPr>
+          <w:p>
+            <w:r>
+              <w:rPr>
+                <w:rStyle w:val="Strong"/>
+              </w:rPr>
+              <w:t>Focus Area</w:t>
+            </w:r>
+          </w:p>
+        </w:tc>
+        <w:tc>
+          <w:tcPr>
+            <w:tcW w:w="4650" w:type="dxa"/>
+            <w:tcBorders>
+              <w:top w:val="single" w:sz="4" w:space="0" w:color="auto"/>
+              <w:left w:val="single" w:sz="4" w:space="0" w:color="auto"/>
+              <w:bottom w:val="single" w:sz="4" w:space="0" w:color="auto"/>
+            </w:tcBorders>
+            <w:shd w:val="clear" w:color="auto" w:fill="auto"/>
+            <w:vAlign w:val="center"/>
+            <w:hideMark/>
+          </w:tcPr>
+          <w:p>
+            <w:r>
+              <w:t xml:space="preserve">Focuses more on </w:t>
+            </w:r>
+            <w:r>
+              <w:rPr>
+                <w:rStyle w:val="Strong"/>
+              </w:rPr>
+              <w:t>non-linguistic</w:t>
+            </w:r>
+            <w:r>
+              <w:t xml:space="preserve"> signs and signals.</w:t>
+            </w:r>
+          </w:p>
+        </w:tc>
+        <w:tc>
+          <w:tcPr>
+            <w:tcW w:w="0" w:type="auto"/>
+            <w:tcBorders>
+              <w:top w:val="single" w:sz="4" w:space="0" w:color="auto"/>
+              <w:left w:val="single" w:sz="4" w:space="0" w:color="auto"/>
+              <w:bottom w:val="single" w:sz="4" w:space="0" w:color="auto"/>
+              <w:right w:val="single" w:sz="4" w:space="0" w:color="auto"/>
+            </w:tcBorders>
+            <w:shd w:val="clear" w:color="auto" w:fill="auto"/>
+            <w:vAlign w:val="center"/>
+            <w:hideMark/>
+          </w:tcPr>
+          <w:p>
+            <w:r>
+              <w:t xml:space="preserve">Focuses more on </w:t>
+            </w:r>
+            <w:r>
+              <w:rPr>
+                <w:rStyle w:val="Strong"/>
+              </w:rPr>
+              <w:t>behavioral and physical</w:t>
+            </w:r>
+            <w:r>
+              <w:t xml:space="preserve"> expressions.</w:t>
+            </w:r>
+          </w:p>
+        </w:tc>
+      </w:tr>
+      <w:tr>
+        <w:trPr>
+          <w:tblCellSpacing w:w="15" w:type="dxa"/>
+        </w:trPr>
+        <w:tc>
+          <w:tcPr>
+            <w:tcW w:w="1120" w:type="dxa"/>
+            <w:tcBorders>
+              <w:left w:val="single" w:sz="4" w:space="0" w:color="auto"/>
+              <w:bottom w:val="single" w:sz="4" w:space="0" w:color="auto"/>
+            </w:tcBorders>
+            <w:shd w:val="clear" w:color="auto" w:fill="auto"/>
+            <w:vAlign w:val="center"/>
+            <w:hideMark/>
+          </w:tcPr>
+          <w:p>
+            <w:r>
+              <w:rPr>
+                <w:rStyle w:val="Strong"/>
+              </w:rPr>
+              <w:t>Example</w:t>
+            </w:r>
+          </w:p>
+        </w:tc>
+        <w:tc>
+          <w:tcPr>
+            <w:tcW w:w="4650" w:type="dxa"/>
+            <w:tcBorders>
+              <w:left w:val="single" w:sz="4" w:space="0" w:color="auto"/>
+              <w:bottom w:val="single" w:sz="4" w:space="0" w:color="auto"/>
+            </w:tcBorders>
+            <w:shd w:val="clear" w:color="auto" w:fill="auto"/>
+            <w:vAlign w:val="center"/>
+            <w:hideMark/>
+          </w:tcPr>
+          <w:p>
+            <w:r>
+              <w:t xml:space="preserve">A red STOP sign, emojis like </w:t>
+            </w:r>
+            <w:r>
+              <w:rPr>
+                <w:rFonts w:ascii="Segoe UI Symbol" w:hAnsi="Segoe UI Symbol" w:cs="Segoe UI Symbol"/>
+              </w:rPr>
+              <w:t>👍</w:t>
+            </w:r>
+            <w:r>
+              <w:t>, traffic lights, silence.</w:t>
+            </w:r>
+          </w:p>
+        </w:tc>
+        <w:tc>
+          <w:tcPr>
+            <w:tcW w:w="0" w:type="auto"/>
+            <w:tcBorders>
+              <w:left w:val="single" w:sz="4" w:space="0" w:color="auto"/>
+              <w:bottom w:val="single" w:sz="4" w:space="0" w:color="auto"/>
+              <w:right w:val="single" w:sz="4" w:space="0" w:color="auto"/>
+            </w:tcBorders>
+            <w:shd w:val="clear" w:color="auto" w:fill="auto"/>
+            <w:vAlign w:val="center"/>
+            <w:hideMark/>
+          </w:tcPr>
+          <w:p>
+            <w:r>
+              <w:t>Smiling, eye contact, hand gestures, tone of voice.</w:t>
+            </w:r>
+          </w:p>
+        </w:tc>
+      </w:tr>
+      <w:tr>
+        <w:trPr>
+          <w:tblCellSpacing w:w="15" w:type="dxa"/>
+        </w:trPr>
+        <w:tc>
+          <w:tcPr>
+            <w:tcW w:w="1120" w:type="dxa"/>
+            <w:tcBorders>
+              <w:left w:val="single" w:sz="4" w:space="0" w:color="auto"/>
+            </w:tcBorders>
+            <w:shd w:val="clear" w:color="auto" w:fill="auto"/>
+            <w:vAlign w:val="center"/>
+            <w:hideMark/>
+          </w:tcPr>
+          <w:p>
+            <w:r>
+              <w:rPr>
+                <w:rStyle w:val="Strong"/>
+              </w:rPr>
+              <w:t>Used In</w:t>
+            </w:r>
+          </w:p>
+        </w:tc>
+        <w:tc>
+          <w:tcPr>
+            <w:tcW w:w="4650" w:type="dxa"/>
+            <w:tcBorders>
+              <w:left w:val="single" w:sz="4" w:space="0" w:color="auto"/>
+            </w:tcBorders>
+            <w:shd w:val="clear" w:color="auto" w:fill="auto"/>
+            <w:vAlign w:val="center"/>
+            <w:hideMark/>
+          </w:tcPr>
+          <w:p>
+            <w:r>
+              <w:t xml:space="preserve">Written or digital communication, signage, visual </w:t>
+            </w:r>
+            <w:bookmarkStart w:id="0" w:name="_GoBack"/>
+            <w:bookmarkEnd w:id="0"/>
+            <w:r>
+              <w:t>aids.</w:t>
+            </w:r>
+          </w:p>
+        </w:tc>
+        <w:tc>
+          <w:tcPr>
+            <w:tcW w:w="0" w:type="auto"/>
+            <w:tcBorders>
+              <w:left w:val="single" w:sz="4" w:space="0" w:color="auto"/>
+              <w:right w:val="single" w:sz="4" w:space="0" w:color="auto"/>
+            </w:tcBorders>
+            <w:shd w:val="clear" w:color="auto" w:fill="auto"/>
+            <w:vAlign w:val="center"/>
+            <w:hideMark/>
+          </w:tcPr>
+          <w:p>
+            <w:r>
+              <w:t>Face-to-face interactions, presentations, meetings.</w:t>
+            </w:r>
+          </w:p>
+        </w:tc>
+      </w:tr>
+      <w:tr>
+        <w:trPr>
+          <w:tblCellSpacing w:w="15" w:type="dxa"/>
+        </w:trPr>
+        <w:tc>
+          <w:tcPr>
+            <w:tcW w:w="1120" w:type="dxa"/>
+            <w:tcBorders>
+              <w:top w:val="single" w:sz="4" w:space="0" w:color="auto"/>
+              <w:left w:val="single" w:sz="4" w:space="0" w:color="auto"/>
+              <w:bottom w:val="single" w:sz="4" w:space="0" w:color="auto"/>
+            </w:tcBorders>
+            <w:shd w:val="clear" w:color="auto" w:fill="auto"/>
+            <w:vAlign w:val="center"/>
+            <w:hideMark/>
+          </w:tcPr>
+          <w:p>
+            <w:r>
+              <w:rPr>
+                <w:rStyle w:val="Strong"/>
+              </w:rPr>
+              <w:t>Form</w:t>
+            </w:r>
+          </w:p>
+        </w:tc>
+        <w:tc>
+          <w:tcPr>
+            <w:tcW w:w="4650" w:type="dxa"/>
+            <w:tcBorders>
+              <w:top w:val="single" w:sz="4" w:space="0" w:color="auto"/>
+              <w:left w:val="single" w:sz="4" w:space="0" w:color="auto"/>
+              <w:bottom w:val="single" w:sz="4" w:space="0" w:color="auto"/>
+            </w:tcBorders>
+            <w:shd w:val="clear" w:color="auto" w:fill="auto"/>
+            <w:vAlign w:val="center"/>
+            <w:hideMark/>
+          </w:tcPr>
+          <w:p>
+            <w:r>
+              <w:t xml:space="preserve">Mostly </w:t>
+            </w:r>
+            <w:r>
+              <w:rPr>
+                <w:rStyle w:val="Strong"/>
+              </w:rPr>
+              <w:t>static</w:t>
+            </w:r>
+            <w:r>
+              <w:t xml:space="preserve"> (like symbols or signs).</w:t>
+            </w:r>
+          </w:p>
+        </w:tc>
+        <w:tc>
+          <w:tcPr>
+            <w:tcW w:w="0" w:type="auto"/>
+            <w:tcBorders>
+              <w:top w:val="single" w:sz="4" w:space="0" w:color="auto"/>
+              <w:left w:val="single" w:sz="4" w:space="0" w:color="auto"/>
+              <w:bottom w:val="single" w:sz="4" w:space="0" w:color="auto"/>
+              <w:right w:val="single" w:sz="4" w:space="0" w:color="auto"/>
+            </w:tcBorders>
+            <w:shd w:val="clear" w:color="auto" w:fill="auto"/>
+            <w:vAlign w:val="center"/>
+            <w:hideMark/>
+          </w:tcPr>
+          <w:p>
+            <w:r>
+              <w:t xml:space="preserve">Mostly </w:t>
+            </w:r>
+            <w:r>
+              <w:rPr>
+                <w:rStyle w:val="Strong"/>
+              </w:rPr>
+              <w:t>dynamic</w:t>
+            </w:r>
+            <w:r>
+              <w:t xml:space="preserve"> (like movements or voice modulation).</w:t>
+            </w:r>
+          </w:p>
+        </w:tc>
+      </w:tr>
+    </w:tbl>
+    <w:p/>
+    <w:p>
+      <w:pPr>
+        <w:spacing w:before="100" w:beforeAutospacing="1" w:after="100" w:afterAutospacing="1"/>
+      </w:pPr>
+      <w:r>
+        <w:t xml:space="preserve"> </w:t>
+      </w:r>
+      <w:r>
+        <w:rPr>
+          <w:rStyle w:val="Strong"/>
+        </w:rPr>
+        <w:t>Note:</w:t>
+      </w:r>
+      <w:r>
+        <w:t xml:space="preserve"> Non-verbal communication is a </w:t>
+      </w:r>
+      <w:r>
+        <w:rPr>
+          <w:rStyle w:val="Strong"/>
+        </w:rPr>
+        <w:t>subset</w:t>
+      </w:r>
+      <w:r>
+        <w:t xml:space="preserve"> of non-word communication — all non-verbal is non-word, but not all non-word is non-verbal.</w:t>
+      </w:r>
+    </w:p>
+    <w:p>
+      <w:pPr>
         <w:rPr>
           <w:rFonts w:cstheme="minorHAnsi"/>
           <w:sz w:val="26"/>
